--- a/day-03-batch-stream/Batch Processing vs Stream Processing.docx
+++ b/day-03-batch-stream/Batch Processing vs Stream Processing.docx
@@ -4,6 +4,9 @@
   <w:body>
     <w:p>
       <w:r>
+        <w:rPr>
+          <w:noProof/>
+        </w:rPr>
         <w:drawing>
           <wp:inline distT="0" distB="0" distL="0" distR="0" wp14:anchorId="3D92D43A" wp14:editId="44E48FBC">
             <wp:extent cx="10516511" cy="5357324"/>
@@ -42,9 +45,67 @@
       </w:r>
     </w:p>
     <w:p/>
+    <w:p>
+      <w:r>
+        <w:rPr>
+          <w:noProof/>
+        </w:rPr>
+        <w:drawing>
+          <wp:inline distT="0" distB="0" distL="0" distR="0" wp14:anchorId="0BD51745" wp14:editId="1689F245">
+            <wp:extent cx="17932400" cy="4635500"/>
+            <wp:effectExtent l="0" t="0" r="0" b="0"/>
+            <wp:docPr id="2081490188" name="Picture 1" descr="Batch processing and stream processing"/>
+            <wp:cNvGraphicFramePr>
+              <a:graphicFrameLocks xmlns:a="http://schemas.openxmlformats.org/drawingml/2006/main" noChangeAspect="1"/>
+            </wp:cNvGraphicFramePr>
+            <a:graphic xmlns:a="http://schemas.openxmlformats.org/drawingml/2006/main">
+              <a:graphicData uri="http://schemas.openxmlformats.org/drawingml/2006/picture">
+                <pic:pic xmlns:pic="http://schemas.openxmlformats.org/drawingml/2006/picture">
+                  <pic:nvPicPr>
+                    <pic:cNvPr id="0" name="Picture 1" descr="Batch processing and stream processing"/>
+                    <pic:cNvPicPr>
+                      <a:picLocks noChangeAspect="1" noChangeArrowheads="1"/>
+                    </pic:cNvPicPr>
+                  </pic:nvPicPr>
+                  <pic:blipFill>
+                    <a:blip r:embed="rId5">
+                      <a:extLst>
+                        <a:ext uri="{28A0092B-C50C-407E-A947-70E740481C1C}">
+                          <a14:useLocalDpi xmlns:a14="http://schemas.microsoft.com/office/drawing/2010/main" val="0"/>
+                        </a:ext>
+                      </a:extLst>
+                    </a:blip>
+                    <a:srcRect/>
+                    <a:stretch>
+                      <a:fillRect/>
+                    </a:stretch>
+                  </pic:blipFill>
+                  <pic:spPr bwMode="auto">
+                    <a:xfrm>
+                      <a:off x="0" y="0"/>
+                      <a:ext cx="17932400" cy="4635500"/>
+                    </a:xfrm>
+                    <a:prstGeom prst="rect">
+                      <a:avLst/>
+                    </a:prstGeom>
+                    <a:noFill/>
+                    <a:ln>
+                      <a:noFill/>
+                    </a:ln>
+                  </pic:spPr>
+                </pic:pic>
+              </a:graphicData>
+            </a:graphic>
+          </wp:inline>
+        </w:drawing>
+      </w:r>
+    </w:p>
     <w:p/>
     <w:p>
       <w:r>
+        <w:rPr>
+          <w:noProof/>
+        </w:rPr>
         <w:drawing>
           <wp:inline distT="0" distB="0" distL="0" distR="0" wp14:anchorId="5ED66748" wp14:editId="62452F5D">
             <wp:extent cx="11446232" cy="6561389"/>
@@ -61,7 +122,7 @@
                     <pic:cNvPicPr/>
                   </pic:nvPicPr>
                   <pic:blipFill>
-                    <a:blip r:embed="rId5"/>
+                    <a:blip r:embed="rId6"/>
                     <a:stretch>
                       <a:fillRect/>
                     </a:stretch>
@@ -85,6 +146,9 @@
     <w:p/>
     <w:p>
       <w:r>
+        <w:rPr>
+          <w:noProof/>
+        </w:rPr>
         <w:drawing>
           <wp:inline distT="0" distB="0" distL="0" distR="0" wp14:anchorId="179FF30A" wp14:editId="6E3B9468">
             <wp:extent cx="11286198" cy="6904318"/>
@@ -101,7 +165,7 @@
                     <pic:cNvPicPr/>
                   </pic:nvPicPr>
                   <pic:blipFill>
-                    <a:blip r:embed="rId6"/>
+                    <a:blip r:embed="rId7"/>
                     <a:stretch>
                       <a:fillRect/>
                     </a:stretch>
@@ -129,6 +193,9 @@
     </w:p>
     <w:p>
       <w:r>
+        <w:rPr>
+          <w:noProof/>
+        </w:rPr>
         <w:drawing>
           <wp:inline distT="0" distB="0" distL="0" distR="0" wp14:anchorId="6DB4730A" wp14:editId="3EAE2C16">
             <wp:extent cx="11751058" cy="5319221"/>
@@ -145,7 +212,7 @@
                     <pic:cNvPicPr/>
                   </pic:nvPicPr>
                   <pic:blipFill>
-                    <a:blip r:embed="rId7"/>
+                    <a:blip r:embed="rId8"/>
                     <a:stretch>
                       <a:fillRect/>
                     </a:stretch>
@@ -169,6 +236,9 @@
     <w:p/>
     <w:p>
       <w:r>
+        <w:rPr>
+          <w:noProof/>
+        </w:rPr>
         <w:drawing>
           <wp:inline distT="0" distB="0" distL="0" distR="0" wp14:anchorId="2F8CBC63" wp14:editId="4523E447">
             <wp:extent cx="11827265" cy="5273497"/>
@@ -185,7 +255,7 @@
                     <pic:cNvPicPr/>
                   </pic:nvPicPr>
                   <pic:blipFill>
-                    <a:blip r:embed="rId8"/>
+                    <a:blip r:embed="rId9"/>
                     <a:stretch>
                       <a:fillRect/>
                     </a:stretch>
